--- a/onboarding/AIX-Lab-Atlas-Onboarding-Track2-ClaudeDesign.docx
+++ b/onboarding/AIX-Lab-Atlas-Onboarding-Track2-ClaudeDesign.docx
@@ -157,7 +157,7 @@
               <w:pStyle w:val="TableText"/>
             </w:pPr>
             <w:r>
-              <w:t xml:space="preserve">UNVERIFIED. Anthropic's help article does not say whether Claude Design can load custom skills. This guide gives two ways and asks you to record which one works. No licence yet: pilot use only.</w:t>
+              <w:t xml:space="preserve">Not tested yet. Anthropic's help article does not say whether Claude Design can load custom skills. This guide gives two ways and asks you to record which one works. No licence yet: pilot use only.</w:t>
             </w:r>
           </w:p>
         </w:tc>
@@ -1338,7 +1338,7 @@
         <w:pStyle w:val="Heading1"/>
       </w:pPr>
       <w:r>
-        <w:t xml:space="preserve">5. Open Claude Design and load the skills (UNVERIFIED)</w:t>
+        <w:t xml:space="preserve">5. Open Claude Design and load the skills (not tested yet)</w:t>
       </w:r>
     </w:p>
     <w:p>
@@ -1575,7 +1575,7 @@
         <w:pStyle w:val="Heading1"/>
       </w:pPr>
       <w:r>
-        <w:t xml:space="preserve">6. Check that it worked (UNVERIFIED)</w:t>
+        <w:t xml:space="preserve">6. Check that it worked (not tested yet)</w:t>
       </w:r>
     </w:p>
     <w:p>
@@ -1809,7 +1809,7 @@
         <w:pStyle w:val="Heading1"/>
       </w:pPr>
       <w:r>
-        <w:t xml:space="preserve">8. First run: plan, execute, audit (UNVERIFIED)</w:t>
+        <w:t xml:space="preserve">8. First run: plan, execute, audit (not tested yet)</w:t>
       </w:r>
     </w:p>
     <w:p>
@@ -2136,7 +2136,7 @@
         <w:t xml:space="preserve">craft</w:t>
       </w:r>
       <w:r>
-        <w:t xml:space="preserve">. Give it a screenshot of the screen, or the export the app offers. Which of these it accepts is UNVERIFIED, so note what worked.</w:t>
+        <w:t xml:space="preserve">. Give it a screenshot of the screen, or the export the app offers. Which of these it accepts is not known yet, so note what worked.</w:t>
       </w:r>
     </w:p>
     <w:p>
@@ -2445,7 +2445,7 @@
               <w:pStyle w:val="TableText"/>
             </w:pPr>
             <w:r>
-              <w:t xml:space="preserve">How Claude Design reads Figma is UNVERIFIED. Export the brand assets from Figma and use route B.</w:t>
+              <w:t xml:space="preserve">How Claude Design reads Figma is not known yet. Export the brand assets from Figma and use route B.</w:t>
             </w:r>
           </w:p>
         </w:tc>
